--- a/01_Current_Deliverables/docs/20260903_BOM报价审核/BOM报价审核工具_需求确认书_v1.3_20260907.docx
+++ b/01_Current_Deliverables/docs/20260903_BOM报价审核/BOM报价审核工具_需求确认书_v1.3_20260907.docx
@@ -116,7 +116,7 @@
           <w:color w:val="808080"/>
           <w:sz w:val="18"/>
         </w:rPr>
-        <w:t>（照常初审、初审即盖补录戳定稿、不经 BP 终审；替换/重拉核算表承接补录标记）、</w:t>
+        <w:t>（照常初审、初审即盖补录戳定稿、不经 BP 终审；替换/重拉采购核算表承接补录标记）、</w:t>
       </w:r>
       <w:r>
         <w:rPr>
@@ -193,7 +193,7 @@
           <w:color w:val="808080"/>
           <w:sz w:val="18"/>
         </w:rPr>
-        <w:t>核算表详情动作条</w:t>
+        <w:t>采购核算表详情动作条</w:t>
       </w:r>
       <w:r>
         <w:rPr>
@@ -477,7 +477,7 @@
           <w:color w:val="404040"/>
           <w:sz w:val="20"/>
         </w:rPr>
-        <w:t>（§2.4）⑦核算表详情</w:t>
+        <w:t>（§2.4）⑦采购核算表详情</w:t>
       </w:r>
       <w:r>
         <w:rPr>
@@ -968,7 +968,7 @@
                 <w:rFonts w:ascii="Calibri" w:hAnsi="Calibri" w:eastAsia="微软雅黑"/>
                 <w:sz w:val="18"/>
               </w:rPr>
-              <w:t>看脱敏版核算表（经 OA 表单）</w:t>
+              <w:t>看脱敏版采购核算表（经 OA 表单）</w:t>
             </w:r>
           </w:p>
         </w:tc>
@@ -1147,7 +1147,7 @@
           <w:rFonts w:ascii="Calibri" w:hAnsi="Calibri" w:eastAsia="微软雅黑"/>
           <w:sz w:val="21"/>
         </w:rPr>
-        <w:t>研发在钉钉「BOM表报价（研发使用）」审批里提交成本核算表 xlsx。现状：成本会计要在附件里一张张核研发填的用量、采购价对不对，靠人眼、易漏、无留痕、口径不统一。</w:t>
+        <w:t>研发在钉钉「BOM表报价（研发使用）」审批里提交采购核算表 xlsx。现状：成本会计要在附件里一张张核研发填的用量、采购价对不对，靠人眼、易漏、无留痕、口径不统一。</w:t>
       </w:r>
     </w:p>
     <w:p>
@@ -1167,7 +1167,7 @@
           <w:b/>
           <w:sz w:val="21"/>
         </w:rPr>
-        <w:t>按审批编号（或 OA 到成本核算节点时自动）抓附件、解析成结构化台账（含税五分项），成本会计逐料复核（用量自洽 + 逐料核价，改税率费用留痕）后初审，财务BP终审，终审版成为标准成本、供 BP 定价直接消费；复核完的核算表两版一次导出，由成本会计照旧传回 OA 表单。</w:t>
+        <w:t>按审批编号（或 OA 到成本核算节点时自动）抓附件、解析成结构化台账（含税五分项），成本会计逐料复核（用量自洽 + 逐料核价，改税率费用留痕）后初审，财务BP终审，终审版成为标准成本、供 BP 定价直接消费；复核完的采购核算表两版一次导出，由成本会计照旧传回 OA 表单。</w:t>
       </w:r>
     </w:p>
     <w:p>
@@ -1209,7 +1209,7 @@
           <w:rFonts w:ascii="Calibri" w:hAnsi="Calibri" w:eastAsia="微软雅黑"/>
           <w:sz w:val="21"/>
         </w:rPr>
-        <w:t>：③用量自洽（研发核算表 vs 研发 BOM清单）④逐料核价（研发填价 vs 金蝶实采应付），改税率/费用留痕。</w:t>
+        <w:t>：③用量自洽（研发采购核算表 vs 研发 BOM清单）④逐料核价（研发填价 vs 金蝶实采应付），改税率/费用留痕。</w:t>
       </w:r>
     </w:p>
     <w:p>
@@ -2117,7 +2117,7 @@
           <w:b/>
           <w:sz w:val="21"/>
         </w:rPr>
-        <w:t>一个成本核算表文件（连同其成品/半成品/复配料 sheet + 编码对得上的 BOM）＝ 一组</w:t>
+        <w:t>一个采购核算表文件（连同其成品/半成品/复配料 sheet + 编码对得上的 BOM）＝ 一组</w:t>
       </w:r>
       <w:r>
         <w:rPr>
@@ -2208,7 +2208,7 @@
           <w:rFonts w:ascii="Calibri" w:hAnsi="Calibri" w:eastAsia="微软雅黑"/>
           <w:sz w:val="21"/>
         </w:rPr>
-        <w:t>商务版核算表；一单两张商务版（如 186641 台式/川香）的，重拉会把另一张的产品当组内新增（Q12）。手动上传替换不受影响。</w:t>
+        <w:t>商务版采购核算表；一单两张商务版（如 186641 台式/川香）的，重拉会把另一张的产品当组内新增（Q12）。手动上传替换不受影响。</w:t>
       </w:r>
     </w:p>
     <w:p>
@@ -2561,7 +2561,7 @@
           <w:rFonts w:ascii="Calibri" w:hAnsi="Calibri" w:eastAsia="微软雅黑"/>
           <w:sz w:val="21"/>
         </w:rPr>
-        <w:t>，未配置＝通道关闭）。三处入口：标准台账/核算表详情「🗑 删除」（单条）、处理页「🗑 删除本组」（整组含被替换旧版）与「🗑 删除整单」、待办列表行「删除」（整单＝全部组 + 待修批次 + 留档文件）。删前先摆影响面（对外版计数、谁把它当上游、被它替代将恢复的旧版、并行组变化），理由必填；</w:t>
+        <w:t>，未配置＝通道关闭）。三处入口：标准台账/采购核算表详情「🗑 删除」（单条）、处理页「🗑 删除本组」（整组含被替换旧版）与「🗑 删除整单」、待办列表行「删除」（整单＝全部组 + 待修批次 + 留档文件）。删前先摆影响面（对外版计数、谁把它当上游、被它替代将恢复的旧版、并行组变化），理由必填；</w:t>
       </w:r>
       <w:r>
         <w:rPr>
@@ -2892,7 +2892,7 @@
           <w:rFonts w:ascii="Calibri" w:hAnsi="Calibri" w:eastAsia="微软雅黑"/>
           <w:sz w:val="21"/>
         </w:rPr>
-        <w:t>（初审/已审核，含历史版）且价格对得上。列序（业务方定 2026-09-06）：编号（上游 CP）· 物料名称 · 上游含税价 · 本批含税价 · 差异（含审核状态标签）· 看子核算表。</w:t>
+        <w:t>（初审/已审核，含历史版）且价格对得上。列序（业务方定 2026-09-06）：编号（上游 CP）· 物料名称 · 上游含税价 · 本批含税价 · 差异（含审核状态标签）· 看子采购核算表。</w:t>
       </w:r>
     </w:p>
     <w:p>
@@ -3361,7 +3361,7 @@
           <w:rFonts w:ascii="Calibri" w:hAnsi="Calibri" w:eastAsia="微软雅黑"/>
           <w:sz w:val="21"/>
         </w:rPr>
-        <w:t>（V2.501，业务方「补录的时候也会更新评论区核算表上去」）：补录组</w:t>
+        <w:t>（V2.501，业务方「补录的时候也会更新评论区采购核算表上去」）：补录组</w:t>
       </w:r>
       <w:r>
         <w:rPr>
@@ -3369,7 +3369,7 @@
           <w:b/>
           <w:sz w:val="21"/>
         </w:rPr>
-        <w:t>替换 / 重拉核算表的新版继承补录标记</w:t>
+        <w:t>替换 / 重拉采购核算表的新版继承补录标记</w:t>
       </w:r>
       <w:r>
         <w:rPr>
@@ -3417,14 +3417,14 @@
           <w:b/>
           <w:sz w:val="21"/>
         </w:rPr>
-        <w:t>核算表详情动作条</w:t>
-      </w:r>
-      <w:r>
-        <w:rPr>
-          <w:rFonts w:ascii="Calibri" w:hAnsi="Calibri" w:eastAsia="微软雅黑"/>
-          <w:sz w:val="21"/>
-        </w:rPr>
-        <w:t>（V2.463，业务方定序）：‹返回上一级（灰）· ⤓导出核算表▾（灰，含 原版/重排版/</w:t>
+        <w:t>采购核算表详情动作条</w:t>
+      </w:r>
+      <w:r>
+        <w:rPr>
+          <w:rFonts w:ascii="Calibri" w:hAnsi="Calibri" w:eastAsia="微软雅黑"/>
+          <w:sz w:val="21"/>
+        </w:rPr>
+        <w:t>（V2.463，业务方定序）：‹返回上一级（灰）· ⤓导出采购核算表▾（灰，含 原版/重排版/</w:t>
       </w:r>
       <w:r>
         <w:rPr>
@@ -3490,7 +3490,7 @@
           <w:b/>
           <w:sz w:val="21"/>
         </w:rPr>
-        <w:t>关联核算表 / 对比 / 下载核算表</w:t>
+        <w:t>关联采购核算表 / 对比 / 下载采购核算表</w:t>
       </w:r>
       <w:r>
         <w:rPr>
@@ -3739,7 +3739,7 @@
           <w:color w:val="1F3A5F"/>
           <w:sz w:val="24"/>
         </w:rPr>
-        <w:t>2.8 「核对」弹窗：金蝶反查 + 两张核算表逐料对比 + 金蝶 BOM 用量对比 ✅（V2.444/454）</w:t>
+        <w:t>2.8 「核对」弹窗：金蝶反查 + 两张采购核算表逐料对比 + 金蝶 BOM 用量对比 ✅（V2.444/454）</w:t>
       </w:r>
     </w:p>
     <w:p>
@@ -3751,7 +3751,7 @@
           <w:rFonts w:ascii="Calibri" w:hAnsi="Calibri" w:eastAsia="微软雅黑"/>
           <w:sz w:val="21"/>
         </w:rPr>
-        <w:t>右栏物料编码「核对」→ 弹窗：①金蝶物料档案候选；②金蝶 ENG_BOM 已登用量 vs 本表用量（同子件多行先汇总）；③与台账里同物料编码 / 同 CP 的其它核算表逐料对比。用途：判断两条是</w:t>
+        <w:t>右栏物料编码「核对」→ 弹窗：①金蝶物料档案候选；②金蝶 ENG_BOM 已登用量 vs 本表用量（同子件多行先汇总）；③与台账里同物料编码 / 同 CP 的其它采购核算表逐料对比。用途：判断两条是</w:t>
       </w:r>
       <w:r>
         <w:rPr>
@@ -3816,7 +3816,7 @@
           <w:rFonts w:ascii="Calibri" w:hAnsi="Calibri" w:eastAsia="微软雅黑"/>
           <w:sz w:val="21"/>
         </w:rPr>
-        <w:t>（财务总监吴卓文，2026-09-07）：复核审核在工作台做；做完由志鹏照旧把核算表手工传回 OA 表单「成本核算表（商品版本）」并点同意，</w:t>
+        <w:t>（财务总监吴卓文，2026-09-07）：复核审核在工作台做；做完由志鹏照旧把采购核算表手工传回 OA 表单「成本核算表（商品版本）」并点同意，</w:t>
       </w:r>
       <w:r>
         <w:rPr>
@@ -3978,7 +3978,7 @@
           <w:rFonts w:ascii="Calibri" w:hAnsi="Calibri" w:eastAsia="微软雅黑"/>
           <w:sz w:val="21"/>
         </w:rPr>
-        <w:t>：详情页「导出核算表 › 财务版 + 脱敏版（一次下两份）」→ zip：</w:t>
+        <w:t>：详情页「导出采购核算表 › 财务版 + 脱敏版（一次下两份）」→ zip：</w:t>
       </w:r>
       <w:r>
         <w:rPr>
@@ -4288,7 +4288,7 @@
           <w:rFonts w:ascii="Calibri" w:hAnsi="Calibri" w:eastAsia="微软雅黑"/>
           <w:sz w:val="21"/>
         </w:rPr>
-        <w:t>（V2.452：BP 侧原地看全量核算表）。</w:t>
+        <w:t>（V2.452：BP 侧原地看全量采购核算表）。</w:t>
       </w:r>
     </w:p>
     <w:p>
@@ -4763,7 +4763,7 @@
           <w:color w:val="1F3A5F"/>
           <w:sz w:val="24"/>
         </w:rPr>
-        <w:t>5.2 来源标注 + 一单两版核算表 ✅（商品版按 CP 配对优先，V2.457）</w:t>
+        <w:t>5.2 来源标注 + 一单两版采购核算表 ✅（商品版按 CP 配对优先，V2.457）</w:t>
       </w:r>
     </w:p>
     <w:p>
@@ -4778,7 +4778,7 @@
           <w:color w:val="1F3A5F"/>
           <w:sz w:val="24"/>
         </w:rPr>
-        <w:t>5.3 脱敏版核算表 ✅（V2.451/452）</w:t>
+        <w:t>5.3 脱敏版采购核算表 ✅（V2.451/452）</w:t>
       </w:r>
     </w:p>
     <w:p>
@@ -4792,7 +4792,7 @@
           <w:b/>
           <w:sz w:val="21"/>
         </w:rPr>
-        <w:t>BP 侧的人在 BP 工作台看核算表，看的是脱敏版</w:t>
+        <w:t>BP 侧的人在 BP 工作台看采购核算表，看的是脱敏版</w:t>
       </w:r>
       <w:r>
         <w:rPr>
@@ -6139,7 +6139,7 @@
           <w:b/>
           <w:sz w:val="21"/>
         </w:rPr>
-        <w:t>核算表详情</w:t>
+        <w:t>采购核算表详情</w:t>
       </w:r>
       <w:r>
         <w:rPr>

--- a/01_Current_Deliverables/docs/20260903_BOM报价审核/BOM报价审核工具_需求确认书_v1.3_20260907.docx
+++ b/01_Current_Deliverables/docs/20260903_BOM报价审核/BOM报价审核工具_需求确认书_v1.3_20260907.docx
@@ -4100,6 +4100,148 @@
     </w:p>
     <w:p>
       <w:pPr>
+        <w:pStyle w:val="Heading2"/>
+        <w:spacing w:before="120" w:after="80" w:line="276" w:lineRule="auto"/>
+      </w:pPr>
+      <w:r>
+        <w:rPr>
+          <w:rFonts w:ascii="Calibri" w:hAnsi="Calibri" w:eastAsia="微软雅黑"/>
+          <w:b/>
+          <w:color w:val="1F3A5F"/>
+          <w:sz w:val="24"/>
+        </w:rPr>
+        <w:t>2.10 历史数据：直接导入标准成本，不再一张张传采购核算表 ✅（业务方定 2026-09-07，V2.512）</w:t>
+      </w:r>
+    </w:p>
+    <w:p>
+      <w:pPr>
+        <w:pStyle w:val="ListBullet"/>
+        <w:spacing w:before="0" w:after="40" w:line="276" w:lineRule="auto"/>
+      </w:pPr>
+      <w:r>
+        <w:rPr>
+          <w:rFonts w:ascii="Calibri" w:hAnsi="Calibri" w:eastAsia="微软雅黑"/>
+          <w:b/>
+          <w:sz w:val="21"/>
+        </w:rPr>
+        <w:t>入口</w:t>
+      </w:r>
+      <w:r>
+        <w:rPr>
+          <w:rFonts w:ascii="Calibri" w:hAnsi="Calibri" w:eastAsia="微软雅黑"/>
+          <w:sz w:val="21"/>
+        </w:rPr>
+        <w:t xml:space="preserve">：待办页「⇪ 导入标准成本（历史）」→ 下载模板（一行一个产品的五分项，含税 元/kg：原料 / 包材 / 加工费 / 装卸费 / 管理费 / 全成本，另有 CP码 / 物料编码 / 产品名称 / 客户 / 规格 / 渠道 / 核算日期 / 来源单号）→ 上传 → 落「导入待确认」批次 → </w:t>
+      </w:r>
+      <w:r>
+        <w:rPr>
+          <w:rFonts w:ascii="Calibri" w:hAnsi="Calibri" w:eastAsia="微软雅黑"/>
+          <w:b/>
+          <w:sz w:val="21"/>
+        </w:rPr>
+        <w:t>成本会计勾选批量确认即「已审核」</w:t>
+      </w:r>
+      <w:r>
+        <w:rPr>
+          <w:rFonts w:ascii="Calibri" w:hAnsi="Calibri" w:eastAsia="微软雅黑"/>
+          <w:sz w:val="21"/>
+        </w:rPr>
+        <w:t>（终审戳「标准成本导入」，记确认人，不经财务BP终审）。</w:t>
+      </w:r>
+    </w:p>
+    <w:p>
+      <w:pPr>
+        <w:pStyle w:val="ListBullet"/>
+        <w:spacing w:before="0" w:after="40" w:line="276" w:lineRule="auto"/>
+      </w:pPr>
+      <w:r>
+        <w:rPr>
+          <w:rFonts w:ascii="Calibri" w:hAnsi="Calibri" w:eastAsia="微软雅黑"/>
+          <w:b/>
+          <w:sz w:val="21"/>
+        </w:rPr>
+        <w:t>红线</w:t>
+      </w:r>
+      <w:r>
+        <w:rPr>
+          <w:rFonts w:ascii="Calibri" w:hAnsi="Calibri" w:eastAsia="微软雅黑"/>
+          <w:sz w:val="21"/>
+        </w:rPr>
+        <w:t>：五分项之和＝全成本（差 ≥0.01 不入）、CP 必填、文件内同名同 CP 重复不入；有问题的行留在批次里显示原因。</w:t>
+      </w:r>
+    </w:p>
+    <w:p>
+      <w:pPr>
+        <w:pStyle w:val="ListBullet"/>
+        <w:spacing w:before="0" w:after="40" w:line="276" w:lineRule="auto"/>
+      </w:pPr>
+      <w:r>
+        <w:rPr>
+          <w:rFonts w:ascii="Calibri" w:hAnsi="Calibri" w:eastAsia="微软雅黑"/>
+          <w:b/>
+          <w:sz w:val="21"/>
+        </w:rPr>
+        <w:t>换码承接照常</w:t>
+      </w:r>
+      <w:r>
+        <w:rPr>
+          <w:rFonts w:ascii="Calibri" w:hAnsi="Calibri" w:eastAsia="微软雅黑"/>
+          <w:sz w:val="21"/>
+        </w:rPr>
+        <w:t>：同 CP / 同物料编码台账已有审核版 → 确认时必须答 A 原版失效 / B 并行 / C 历史版不对外（系统按核算日期先后建议）。</w:t>
+      </w:r>
+    </w:p>
+    <w:p>
+      <w:pPr>
+        <w:pStyle w:val="ListBullet"/>
+        <w:spacing w:before="0" w:after="40" w:line="276" w:lineRule="auto"/>
+      </w:pPr>
+      <w:r>
+        <w:rPr>
+          <w:rFonts w:ascii="Calibri" w:hAnsi="Calibri" w:eastAsia="微软雅黑"/>
+          <w:b/>
+          <w:sz w:val="21"/>
+        </w:rPr>
+        <w:t>没有物料明细</w:t>
+      </w:r>
+      <w:r>
+        <w:rPr>
+          <w:rFonts w:ascii="Calibri" w:hAnsi="Calibri" w:eastAsia="微软雅黑"/>
+          <w:sz w:val="21"/>
+        </w:rPr>
+        <w:t xml:space="preserve">：台账/详情标「导入·无明细」；无采购核算表可导出、无逐料对比、无金蝶用量核对；占定稿指针、对外给 BP（接口行带 </w:t>
+      </w:r>
+      <w:r>
+        <w:rPr>
+          <w:rFonts w:ascii="Consolas" w:hAnsi="Consolas" w:eastAsia="Consolas"/>
+          <w:color w:val="1F4E79"/>
+          <w:sz w:val="20"/>
+        </w:rPr>
+        <w:t>imported:true</w:t>
+      </w:r>
+      <w:r>
+        <w:rPr>
+          <w:rFonts w:ascii="Calibri" w:hAnsi="Calibri" w:eastAsia="微软雅黑"/>
+          <w:sz w:val="21"/>
+        </w:rPr>
+        <w:t>）、可当下游的上游。</w:t>
+      </w:r>
+    </w:p>
+    <w:p>
+      <w:pPr>
+        <w:pStyle w:val="ListBullet"/>
+        <w:spacing w:before="0" w:after="40" w:line="276" w:lineRule="auto"/>
+      </w:pPr>
+      <w:r>
+        <w:rPr>
+          <w:rFonts w:ascii="Calibri" w:hAnsi="Calibri" w:eastAsia="微软雅黑"/>
+          <w:sz w:val="21"/>
+        </w:rPr>
+        <w:t>已用「历史补录」录进来的单不受影响；导入同产品会作为候选弹出让人选留哪个。</w:t>
+      </w:r>
+    </w:p>
+    <w:p>
+      <w:pPr>
         <w:pStyle w:val="Heading1"/>
         <w:spacing w:before="200" w:after="80" w:line="276" w:lineRule="auto"/>
       </w:pPr>
@@ -4994,16 +5136,16 @@
         <w:tblLook w:firstColumn="1" w:firstRow="1" w:lastColumn="0" w:lastRow="0" w:noHBand="0" w:noVBand="1" w:val="04A0"/>
       </w:tblPr>
       <w:tblGrid>
-        <w:gridCol w:w="2105"/>
-        <w:gridCol w:w="2090"/>
-        <w:gridCol w:w="1647"/>
-        <w:gridCol w:w="1786"/>
-        <w:gridCol w:w="2010"/>
+        <w:gridCol w:w="2083"/>
+        <w:gridCol w:w="2167"/>
+        <w:gridCol w:w="1630"/>
+        <w:gridCol w:w="1768"/>
+        <w:gridCol w:w="1990"/>
       </w:tblGrid>
       <w:tr>
         <w:tc>
           <w:tcPr>
-            <w:tcW w:type="dxa" w:w="2105"/>
+            <w:tcW w:type="dxa" w:w="2083"/>
             <w:shd w:val="clear" w:color="auto" w:fill="DCE6F1"/>
           </w:tcPr>
           <w:p>
@@ -5023,7 +5165,7 @@
         </w:tc>
         <w:tc>
           <w:tcPr>
-            <w:tcW w:type="dxa" w:w="2090"/>
+            <w:tcW w:type="dxa" w:w="2167"/>
             <w:shd w:val="clear" w:color="auto" w:fill="DCE6F1"/>
           </w:tcPr>
           <w:p>
@@ -5043,7 +5185,7 @@
         </w:tc>
         <w:tc>
           <w:tcPr>
-            <w:tcW w:type="dxa" w:w="1647"/>
+            <w:tcW w:type="dxa" w:w="1630"/>
             <w:shd w:val="clear" w:color="auto" w:fill="DCE6F1"/>
           </w:tcPr>
           <w:p>
@@ -5063,7 +5205,7 @@
         </w:tc>
         <w:tc>
           <w:tcPr>
-            <w:tcW w:type="dxa" w:w="1786"/>
+            <w:tcW w:type="dxa" w:w="1768"/>
             <w:shd w:val="clear" w:color="auto" w:fill="DCE6F1"/>
           </w:tcPr>
           <w:p>
@@ -5083,7 +5225,7 @@
         </w:tc>
         <w:tc>
           <w:tcPr>
-            <w:tcW w:type="dxa" w:w="2010"/>
+            <w:tcW w:type="dxa" w:w="1990"/>
             <w:shd w:val="clear" w:color="auto" w:fill="DCE6F1"/>
           </w:tcPr>
           <w:p>
@@ -5121,7 +5263,7 @@
       <w:tr>
         <w:tc>
           <w:tcPr>
-            <w:tcW w:type="dxa" w:w="2105"/>
+            <w:tcW w:type="dxa" w:w="2083"/>
           </w:tcPr>
           <w:p>
             <w:pPr>
@@ -5139,7 +5281,7 @@
         </w:tc>
         <w:tc>
           <w:tcPr>
-            <w:tcW w:type="dxa" w:w="2090"/>
+            <w:tcW w:type="dxa" w:w="2167"/>
           </w:tcPr>
           <w:p>
             <w:pPr>
@@ -5157,7 +5299,7 @@
         </w:tc>
         <w:tc>
           <w:tcPr>
-            <w:tcW w:type="dxa" w:w="1647"/>
+            <w:tcW w:type="dxa" w:w="1630"/>
           </w:tcPr>
           <w:p>
             <w:pPr>
@@ -5175,7 +5317,7 @@
         </w:tc>
         <w:tc>
           <w:tcPr>
-            <w:tcW w:type="dxa" w:w="1786"/>
+            <w:tcW w:type="dxa" w:w="1768"/>
           </w:tcPr>
           <w:p>
             <w:pPr>
@@ -5193,7 +5335,7 @@
         </w:tc>
         <w:tc>
           <w:tcPr>
-            <w:tcW w:type="dxa" w:w="2010"/>
+            <w:tcW w:type="dxa" w:w="1990"/>
           </w:tcPr>
           <w:p>
             <w:pPr>
@@ -5213,7 +5355,7 @@
       <w:tr>
         <w:tc>
           <w:tcPr>
-            <w:tcW w:type="dxa" w:w="2105"/>
+            <w:tcW w:type="dxa" w:w="2083"/>
           </w:tcPr>
           <w:p>
             <w:pPr>
@@ -5239,7 +5381,7 @@
         </w:tc>
         <w:tc>
           <w:tcPr>
-            <w:tcW w:type="dxa" w:w="2090"/>
+            <w:tcW w:type="dxa" w:w="2167"/>
           </w:tcPr>
           <w:p>
             <w:pPr>
@@ -5257,7 +5399,7 @@
         </w:tc>
         <w:tc>
           <w:tcPr>
-            <w:tcW w:type="dxa" w:w="1647"/>
+            <w:tcW w:type="dxa" w:w="1630"/>
           </w:tcPr>
           <w:p>
             <w:pPr>
@@ -5275,7 +5417,7 @@
         </w:tc>
         <w:tc>
           <w:tcPr>
-            <w:tcW w:type="dxa" w:w="1786"/>
+            <w:tcW w:type="dxa" w:w="1768"/>
           </w:tcPr>
           <w:p>
             <w:pPr>
@@ -5293,7 +5435,7 @@
         </w:tc>
         <w:tc>
           <w:tcPr>
-            <w:tcW w:type="dxa" w:w="2010"/>
+            <w:tcW w:type="dxa" w:w="1990"/>
           </w:tcPr>
           <w:p>
             <w:pPr>
@@ -5321,7 +5463,7 @@
       <w:tr>
         <w:tc>
           <w:tcPr>
-            <w:tcW w:type="dxa" w:w="2105"/>
+            <w:tcW w:type="dxa" w:w="2083"/>
           </w:tcPr>
           <w:p>
             <w:pPr>
@@ -5347,7 +5489,7 @@
         </w:tc>
         <w:tc>
           <w:tcPr>
-            <w:tcW w:type="dxa" w:w="2090"/>
+            <w:tcW w:type="dxa" w:w="2167"/>
           </w:tcPr>
           <w:p>
             <w:pPr>
@@ -5365,7 +5507,7 @@
         </w:tc>
         <w:tc>
           <w:tcPr>
-            <w:tcW w:type="dxa" w:w="1647"/>
+            <w:tcW w:type="dxa" w:w="1630"/>
           </w:tcPr>
           <w:p>
             <w:pPr>
@@ -5383,7 +5525,7 @@
         </w:tc>
         <w:tc>
           <w:tcPr>
-            <w:tcW w:type="dxa" w:w="1786"/>
+            <w:tcW w:type="dxa" w:w="1768"/>
           </w:tcPr>
           <w:p>
             <w:pPr>
@@ -5401,7 +5543,7 @@
         </w:tc>
         <w:tc>
           <w:tcPr>
-            <w:tcW w:type="dxa" w:w="2010"/>
+            <w:tcW w:type="dxa" w:w="1990"/>
           </w:tcPr>
           <w:p>
             <w:pPr>
@@ -5429,7 +5571,115 @@
       <w:tr>
         <w:tc>
           <w:tcPr>
-            <w:tcW w:type="dxa" w:w="2105"/>
+            <w:tcW w:type="dxa" w:w="2083"/>
+          </w:tcPr>
+          <w:p>
+            <w:pPr>
+              <w:spacing w:before="20" w:after="20" w:line="240" w:lineRule="auto"/>
+            </w:pPr>
+            <w:r/>
+            <w:r>
+              <w:rPr>
+                <w:rFonts w:ascii="Calibri" w:hAnsi="Calibri" w:eastAsia="微软雅黑"/>
+                <w:b/>
+                <w:sz w:val="18"/>
+              </w:rPr>
+              <w:t>已审核 · 导入</w:t>
+            </w:r>
+            <w:r>
+              <w:rPr>
+                <w:rFonts w:ascii="Calibri" w:hAnsi="Calibri" w:eastAsia="微软雅黑"/>
+                <w:sz w:val="18"/>
+              </w:rPr>
+              <w:t>（§2.10）</w:t>
+            </w:r>
+          </w:p>
+        </w:tc>
+        <w:tc>
+          <w:tcPr>
+            <w:tcW w:type="dxa" w:w="2167"/>
+          </w:tcPr>
+          <w:p>
+            <w:pPr>
+              <w:spacing w:before="20" w:after="20" w:line="240" w:lineRule="auto"/>
+            </w:pPr>
+            <w:r/>
+            <w:r>
+              <w:rPr>
+                <w:rFonts w:ascii="Calibri" w:hAnsi="Calibri" w:eastAsia="微软雅黑"/>
+                <w:sz w:val="18"/>
+              </w:rPr>
+              <w:t>成本会计批量确认，终审戳「标准成本导入」</w:t>
+            </w:r>
+          </w:p>
+        </w:tc>
+        <w:tc>
+          <w:tcPr>
+            <w:tcW w:type="dxa" w:w="1630"/>
+          </w:tcPr>
+          <w:p>
+            <w:pPr>
+              <w:spacing w:before="20" w:after="20" w:line="240" w:lineRule="auto"/>
+            </w:pPr>
+            <w:r/>
+            <w:r>
+              <w:rPr>
+                <w:rFonts w:ascii="Calibri" w:hAnsi="Calibri" w:eastAsia="微软雅黑"/>
+                <w:sz w:val="18"/>
+              </w:rPr>
+              <w:t>标准台账（标「导入·无明细」）</w:t>
+            </w:r>
+          </w:p>
+        </w:tc>
+        <w:tc>
+          <w:tcPr>
+            <w:tcW w:type="dxa" w:w="1768"/>
+          </w:tcPr>
+          <w:p>
+            <w:pPr>
+              <w:spacing w:before="20" w:after="20" w:line="240" w:lineRule="auto"/>
+            </w:pPr>
+            <w:r/>
+            <w:r>
+              <w:rPr>
+                <w:rFonts w:ascii="Calibri" w:hAnsi="Calibri" w:eastAsia="微软雅黑"/>
+                <w:sz w:val="18"/>
+              </w:rPr>
+              <w:t>同上</w:t>
+            </w:r>
+          </w:p>
+        </w:tc>
+        <w:tc>
+          <w:tcPr>
+            <w:tcW w:type="dxa" w:w="1990"/>
+          </w:tcPr>
+          <w:p>
+            <w:pPr>
+              <w:spacing w:before="20" w:after="20" w:line="240" w:lineRule="auto"/>
+            </w:pPr>
+            <w:r/>
+            <w:r>
+              <w:rPr>
+                <w:rFonts w:ascii="Calibri" w:hAnsi="Calibri" w:eastAsia="微软雅黑"/>
+                <w:sz w:val="18"/>
+              </w:rPr>
+              <w:t xml:space="preserve">✅ 对外，行带 </w:t>
+            </w:r>
+            <w:r>
+              <w:rPr>
+                <w:rFonts w:ascii="Consolas" w:hAnsi="Consolas" w:eastAsia="Consolas"/>
+                <w:color w:val="1F4E79"/>
+                <w:sz w:val="17"/>
+              </w:rPr>
+              <w:t>imported</w:t>
+            </w:r>
+          </w:p>
+        </w:tc>
+      </w:tr>
+      <w:tr>
+        <w:tc>
+          <w:tcPr>
+            <w:tcW w:type="dxa" w:w="2083"/>
           </w:tcPr>
           <w:p>
             <w:pPr>
@@ -5455,7 +5705,7 @@
         </w:tc>
         <w:tc>
           <w:tcPr>
-            <w:tcW w:type="dxa" w:w="2090"/>
+            <w:tcW w:type="dxa" w:w="2167"/>
           </w:tcPr>
           <w:p>
             <w:pPr>
@@ -5473,7 +5723,7 @@
         </w:tc>
         <w:tc>
           <w:tcPr>
-            <w:tcW w:type="dxa" w:w="1647"/>
+            <w:tcW w:type="dxa" w:w="1630"/>
           </w:tcPr>
           <w:p>
             <w:pPr>
@@ -5491,7 +5741,7 @@
         </w:tc>
         <w:tc>
           <w:tcPr>
-            <w:tcW w:type="dxa" w:w="1786"/>
+            <w:tcW w:type="dxa" w:w="1768"/>
           </w:tcPr>
           <w:p>
             <w:pPr>
@@ -5509,7 +5759,7 @@
         </w:tc>
         <w:tc>
           <w:tcPr>
-            <w:tcW w:type="dxa" w:w="2010"/>
+            <w:tcW w:type="dxa" w:w="1990"/>
           </w:tcPr>
           <w:p>
             <w:pPr>
@@ -5537,7 +5787,7 @@
       <w:tr>
         <w:tc>
           <w:tcPr>
-            <w:tcW w:type="dxa" w:w="2105"/>
+            <w:tcW w:type="dxa" w:w="2083"/>
           </w:tcPr>
           <w:p>
             <w:pPr>
@@ -5570,7 +5820,7 @@
         </w:tc>
         <w:tc>
           <w:tcPr>
-            <w:tcW w:type="dxa" w:w="2090"/>
+            <w:tcW w:type="dxa" w:w="2167"/>
           </w:tcPr>
           <w:p>
             <w:pPr>
@@ -5588,7 +5838,7 @@
         </w:tc>
         <w:tc>
           <w:tcPr>
-            <w:tcW w:type="dxa" w:w="1647"/>
+            <w:tcW w:type="dxa" w:w="1630"/>
           </w:tcPr>
           <w:p>
             <w:pPr>
@@ -5606,7 +5856,7 @@
         </w:tc>
         <w:tc>
           <w:tcPr>
-            <w:tcW w:type="dxa" w:w="1786"/>
+            <w:tcW w:type="dxa" w:w="1768"/>
           </w:tcPr>
           <w:p>
             <w:pPr>
@@ -5624,7 +5874,7 @@
         </w:tc>
         <w:tc>
           <w:tcPr>
-            <w:tcW w:type="dxa" w:w="2010"/>
+            <w:tcW w:type="dxa" w:w="1990"/>
           </w:tcPr>
           <w:p>
             <w:pPr>
@@ -5652,7 +5902,7 @@
       <w:tr>
         <w:tc>
           <w:tcPr>
-            <w:tcW w:type="dxa" w:w="2105"/>
+            <w:tcW w:type="dxa" w:w="2083"/>
           </w:tcPr>
           <w:p>
             <w:pPr>
@@ -5685,7 +5935,7 @@
         </w:tc>
         <w:tc>
           <w:tcPr>
-            <w:tcW w:type="dxa" w:w="2090"/>
+            <w:tcW w:type="dxa" w:w="2167"/>
           </w:tcPr>
           <w:p>
             <w:pPr>
@@ -5703,7 +5953,7 @@
         </w:tc>
         <w:tc>
           <w:tcPr>
-            <w:tcW w:type="dxa" w:w="1647"/>
+            <w:tcW w:type="dxa" w:w="1630"/>
           </w:tcPr>
           <w:p>
             <w:pPr>
@@ -5721,7 +5971,7 @@
         </w:tc>
         <w:tc>
           <w:tcPr>
-            <w:tcW w:type="dxa" w:w="1786"/>
+            <w:tcW w:type="dxa" w:w="1768"/>
           </w:tcPr>
           <w:p>
             <w:pPr>
@@ -5739,7 +5989,7 @@
         </w:tc>
         <w:tc>
           <w:tcPr>
-            <w:tcW w:type="dxa" w:w="2010"/>
+            <w:tcW w:type="dxa" w:w="1990"/>
           </w:tcPr>
           <w:p>
             <w:pPr>
@@ -5759,7 +6009,7 @@
       <w:tr>
         <w:tc>
           <w:tcPr>
-            <w:tcW w:type="dxa" w:w="2105"/>
+            <w:tcW w:type="dxa" w:w="2083"/>
           </w:tcPr>
           <w:p>
             <w:pPr>
@@ -5792,7 +6042,7 @@
         </w:tc>
         <w:tc>
           <w:tcPr>
-            <w:tcW w:type="dxa" w:w="2090"/>
+            <w:tcW w:type="dxa" w:w="2167"/>
           </w:tcPr>
           <w:p>
             <w:pPr>
@@ -5810,7 +6060,7 @@
         </w:tc>
         <w:tc>
           <w:tcPr>
-            <w:tcW w:type="dxa" w:w="1647"/>
+            <w:tcW w:type="dxa" w:w="1630"/>
           </w:tcPr>
           <w:p>
             <w:pPr>
@@ -5828,7 +6078,7 @@
         </w:tc>
         <w:tc>
           <w:tcPr>
-            <w:tcW w:type="dxa" w:w="1786"/>
+            <w:tcW w:type="dxa" w:w="1768"/>
           </w:tcPr>
           <w:p>
             <w:pPr>
@@ -5846,7 +6096,7 @@
         </w:tc>
         <w:tc>
           <w:tcPr>
-            <w:tcW w:type="dxa" w:w="2010"/>
+            <w:tcW w:type="dxa" w:w="1990"/>
           </w:tcPr>
           <w:p>
             <w:pPr>
@@ -5874,7 +6124,7 @@
       <w:tr>
         <w:tc>
           <w:tcPr>
-            <w:tcW w:type="dxa" w:w="2105"/>
+            <w:tcW w:type="dxa" w:w="2083"/>
           </w:tcPr>
           <w:p>
             <w:pPr>
@@ -5900,7 +6150,7 @@
         </w:tc>
         <w:tc>
           <w:tcPr>
-            <w:tcW w:type="dxa" w:w="2090"/>
+            <w:tcW w:type="dxa" w:w="2167"/>
           </w:tcPr>
           <w:p>
             <w:pPr>
@@ -5918,7 +6168,7 @@
         </w:tc>
         <w:tc>
           <w:tcPr>
-            <w:tcW w:type="dxa" w:w="1647"/>
+            <w:tcW w:type="dxa" w:w="1630"/>
           </w:tcPr>
           <w:p>
             <w:pPr>
@@ -5936,7 +6186,7 @@
         </w:tc>
         <w:tc>
           <w:tcPr>
-            <w:tcW w:type="dxa" w:w="1786"/>
+            <w:tcW w:type="dxa" w:w="1768"/>
           </w:tcPr>
           <w:p>
             <w:pPr>
@@ -5954,7 +6204,7 @@
         </w:tc>
         <w:tc>
           <w:tcPr>
-            <w:tcW w:type="dxa" w:w="2010"/>
+            <w:tcW w:type="dxa" w:w="1990"/>
           </w:tcPr>
           <w:p>
             <w:pPr>
@@ -5974,7 +6224,7 @@
       <w:tr>
         <w:tc>
           <w:tcPr>
-            <w:tcW w:type="dxa" w:w="2105"/>
+            <w:tcW w:type="dxa" w:w="2083"/>
           </w:tcPr>
           <w:p>
             <w:pPr>
@@ -5992,7 +6242,7 @@
         </w:tc>
         <w:tc>
           <w:tcPr>
-            <w:tcW w:type="dxa" w:w="2090"/>
+            <w:tcW w:type="dxa" w:w="2167"/>
           </w:tcPr>
           <w:p>
             <w:pPr>
@@ -6010,7 +6260,7 @@
         </w:tc>
         <w:tc>
           <w:tcPr>
-            <w:tcW w:type="dxa" w:w="1647"/>
+            <w:tcW w:type="dxa" w:w="1630"/>
           </w:tcPr>
           <w:p>
             <w:pPr>
@@ -6028,7 +6278,7 @@
         </w:tc>
         <w:tc>
           <w:tcPr>
-            <w:tcW w:type="dxa" w:w="1786"/>
+            <w:tcW w:type="dxa" w:w="1768"/>
           </w:tcPr>
           <w:p>
             <w:pPr>
@@ -6046,7 +6296,7 @@
         </w:tc>
         <w:tc>
           <w:tcPr>
-            <w:tcW w:type="dxa" w:w="2010"/>
+            <w:tcW w:type="dxa" w:w="1990"/>
           </w:tcPr>
           <w:p>
             <w:pPr>
@@ -6483,7 +6733,22 @@
           <w:rFonts w:ascii="Calibri" w:hAnsi="Calibri" w:eastAsia="微软雅黑"/>
           <w:sz w:val="21"/>
         </w:rPr>
-        <w:t>（1＝答 C 不对外历史版；2＝补录）。</w:t>
+        <w:t>（1＝答 C 不对外历史版；2＝补录）、</w:t>
+      </w:r>
+      <w:r>
+        <w:rPr>
+          <w:rFonts w:ascii="Consolas" w:hAnsi="Consolas" w:eastAsia="Consolas"/>
+          <w:color w:val="1F4E79"/>
+          <w:sz w:val="20"/>
+        </w:rPr>
+        <w:t>source_type=std_import</w:t>
+      </w:r>
+      <w:r>
+        <w:rPr>
+          <w:rFonts w:ascii="Calibri" w:hAnsi="Calibri" w:eastAsia="微软雅黑"/>
+          <w:sz w:val="21"/>
+        </w:rPr>
+        <w:t>（历史标准成本导入，无明细）。</w:t>
       </w:r>
       <w:r>
         <w:rPr>
@@ -8505,7 +8770,22 @@
                 <w:rFonts w:ascii="Calibri" w:hAnsi="Calibri" w:eastAsia="微软雅黑"/>
                 <w:sz w:val="18"/>
               </w:rPr>
-              <w:t>、台账搜索、§8/§10/§11/§12 同步</w:t>
+              <w:t>、台账搜索、</w:t>
+            </w:r>
+            <w:r>
+              <w:rPr>
+                <w:rFonts w:ascii="Calibri" w:hAnsi="Calibri" w:eastAsia="微软雅黑"/>
+                <w:b/>
+                <w:sz w:val="18"/>
+              </w:rPr>
+              <w:t>历史标准成本直接导入（§2.10）</w:t>
+            </w:r>
+            <w:r>
+              <w:rPr>
+                <w:rFonts w:ascii="Calibri" w:hAnsi="Calibri" w:eastAsia="微软雅黑"/>
+                <w:sz w:val="18"/>
+              </w:rPr>
+              <w:t>、术语统一「采购核算表」、§8/§10/§11/§12 同步</w:t>
             </w:r>
           </w:p>
         </w:tc>

--- a/01_Current_Deliverables/docs/20260903_BOM报价审核/BOM报价审核工具_需求确认书_v1.3_20260907.docx
+++ b/01_Current_Deliverables/docs/20260903_BOM报价审核/BOM报价审核工具_需求确认书_v1.3_20260907.docx
@@ -4855,6 +4855,57 @@
           <w:sz w:val="21"/>
         </w:rPr>
         <w:t>）V2.455 起按真实范围读，不再当空表。</w:t>
+      </w:r>
+    </w:p>
+    <w:p>
+      <w:pPr>
+        <w:pStyle w:val="ListBullet"/>
+        <w:spacing w:before="0" w:after="40" w:line="276" w:lineRule="auto"/>
+      </w:pPr>
+      <w:r>
+        <w:rPr>
+          <w:rFonts w:ascii="Calibri" w:hAnsi="Calibri" w:eastAsia="微软雅黑"/>
+          <w:b/>
+          <w:sz w:val="21"/>
+        </w:rPr>
+        <w:t>小计公式漏行按明细重算入账</w:t>
+      </w:r>
+      <w:r>
+        <w:rPr>
+          <w:rFonts w:ascii="Calibri" w:hAnsi="Calibri" w:eastAsia="微软雅黑"/>
+          <w:sz w:val="21"/>
+        </w:rPr>
+        <w:t>（乙案，业务方定 2026-09-08，V2.516）：源表「小计」求和范围没框到底部新增的料（申报小计恰＝前 N 味之和）或差异全由上游重算传导而来的，按明细重算小计→变动→成本合计→增值税(×13%)→含税(×1.13)→全成本(+管理费)入账，记录打「小计重算」标记（源表值/重算值/差异/疑似漏加的料/链路传导），入账留痕；</w:t>
+      </w:r>
+      <w:r>
+        <w:rPr>
+          <w:rFonts w:ascii="Calibri" w:hAnsi="Calibri" w:eastAsia="微软雅黑"/>
+          <w:b/>
+          <w:sz w:val="21"/>
+        </w:rPr>
+        <w:t>复核③「确认用量自洽」即认可</w:t>
+      </w:r>
+      <w:r>
+        <w:rPr>
+          <w:rFonts w:ascii="Calibri" w:hAnsi="Calibri" w:eastAsia="微软雅黑"/>
+          <w:sz w:val="21"/>
+        </w:rPr>
+        <w:t>。同一工作簿内上游重算后下游料行含税价随之更新再重算。</w:t>
+      </w:r>
+      <w:r>
+        <w:rPr>
+          <w:rFonts w:ascii="Calibri" w:hAnsi="Calibri" w:eastAsia="微软雅黑"/>
+          <w:b/>
+          <w:sz w:val="21"/>
+        </w:rPr>
+        <w:t>仍不入</w:t>
+      </w:r>
+      <w:r>
+        <w:rPr>
+          <w:rFonts w:ascii="Calibri" w:hAnsi="Calibri" w:eastAsia="微软雅黑"/>
+          <w:sz w:val="21"/>
+        </w:rPr>
+        <w:t>：明细缺成本不含税值，或小计差对不上任何几味料之和且幅度 &gt; 5%（疑似表填错）。后果：台账/两版导出/对外与 OA 采购原表不一致，一致的是传回 OA 的财务版。实证 251965：重算结果与财务手工复核版分毫不差。</w:t>
       </w:r>
     </w:p>
     <w:p>
@@ -6748,7 +6799,22 @@
           <w:rFonts w:ascii="Calibri" w:hAnsi="Calibri" w:eastAsia="微软雅黑"/>
           <w:sz w:val="21"/>
         </w:rPr>
-        <w:t>（历史标准成本导入，无明细）。</w:t>
+        <w:t>（历史标准成本导入，无明细）、</w:t>
+      </w:r>
+      <w:r>
+        <w:rPr>
+          <w:rFonts w:ascii="Consolas" w:hAnsi="Consolas" w:eastAsia="Consolas"/>
+          <w:color w:val="1F4E79"/>
+          <w:sz w:val="20"/>
+        </w:rPr>
+        <w:t>recalc</w:t>
+      </w:r>
+      <w:r>
+        <w:rPr>
+          <w:rFonts w:ascii="Calibri" w:hAnsi="Calibri" w:eastAsia="微软雅黑"/>
+          <w:sz w:val="21"/>
+        </w:rPr>
+        <w:t>（小计按明细重算留痕 JSON，V2.516）。</w:t>
       </w:r>
       <w:r>
         <w:rPr>
@@ -8058,7 +8124,22 @@
           <w:rFonts w:ascii="Calibri" w:hAnsi="Calibri" w:eastAsia="微软雅黑"/>
           <w:sz w:val="21"/>
         </w:rPr>
-        <w:t>；</w:t>
+        <w:t>——V2.516 起口径为：能解释的小计漏行按明细重算、</w:t>
+      </w:r>
+      <w:r>
+        <w:rPr>
+          <w:rFonts w:ascii="Calibri" w:hAnsi="Calibri" w:eastAsia="微软雅黑"/>
+          <w:b/>
+          <w:sz w:val="21"/>
+        </w:rPr>
+        <w:t>标记并由成本会计③确认</w:t>
+      </w:r>
+      <w:r>
+        <w:rPr>
+          <w:rFonts w:ascii="Calibri" w:hAnsi="Calibri" w:eastAsia="微软雅黑"/>
+          <w:sz w:val="21"/>
+        </w:rPr>
+        <w:t>后入；解释不了的差仍不入（§5）；</w:t>
       </w:r>
       <w:r>
         <w:rPr>
@@ -8729,7 +8810,7 @@
                 <w:b/>
                 <w:sz w:val="18"/>
               </w:rPr>
-              <w:t>2026-09-07</w:t>
+              <w:t>2026-09-07 / 09-08</w:t>
             </w:r>
           </w:p>
         </w:tc>
@@ -8785,7 +8866,22 @@
                 <w:rFonts w:ascii="Calibri" w:hAnsi="Calibri" w:eastAsia="微软雅黑"/>
                 <w:sz w:val="18"/>
               </w:rPr>
-              <w:t>、术语统一「采购核算表」、§8/§10/§11/§12 同步</w:t>
+              <w:t>、术语统一「采购核算表」、</w:t>
+            </w:r>
+            <w:r>
+              <w:rPr>
+                <w:rFonts w:ascii="Calibri" w:hAnsi="Calibri" w:eastAsia="微软雅黑"/>
+                <w:b/>
+                <w:sz w:val="18"/>
+              </w:rPr>
+              <w:t>小计漏行按明细重算入账（§5，乙案）</w:t>
+            </w:r>
+            <w:r>
+              <w:rPr>
+                <w:rFonts w:ascii="Calibri" w:hAnsi="Calibri" w:eastAsia="微软雅黑"/>
+                <w:sz w:val="18"/>
+              </w:rPr>
+              <w:t>、§8/§10/§11/§12 同步</w:t>
             </w:r>
           </w:p>
         </w:tc>

--- a/01_Current_Deliverables/docs/20260903_BOM报价审核/BOM报价审核工具_需求确认书_v1.3_20260907.docx
+++ b/01_Current_Deliverables/docs/20260903_BOM报价审核/BOM报价审核工具_需求确认书_v1.3_20260907.docx
@@ -6498,7 +6498,22 @@
           <w:rFonts w:ascii="Calibri" w:hAnsi="Calibri" w:eastAsia="微软雅黑"/>
           <w:sz w:val="21"/>
         </w:rPr>
-        <w:t>；重排版按星期九原版模板重做——</w:t>
+        <w:t>；</w:t>
+      </w:r>
+      <w:r>
+        <w:rPr>
+          <w:rFonts w:ascii="Calibri" w:hAnsi="Calibri" w:eastAsia="微软雅黑"/>
+          <w:b/>
+          <w:sz w:val="21"/>
+        </w:rPr>
+        <w:t>成品/半成品导出自动带上游链路页</w:t>
+      </w:r>
+      <w:r>
+        <w:rPr>
+          <w:rFonts w:ascii="Calibri" w:hAnsi="Calibri" w:eastAsia="微软雅黑"/>
+          <w:sz w:val="21"/>
+        </w:rPr>
+        <w:t>（一本多页，页序 复配料 → 半成品 → 本品，打开停在本品页；财务版/脱敏版/预览/zip/BP 侧一致，V2.523）；重排版按星期九原版模板重做——</w:t>
       </w:r>
       <w:r>
         <w:rPr>

--- a/01_Current_Deliverables/docs/20260903_BOM报价审核/BOM报价审核工具_需求确认书_v1.3_20260907.docx
+++ b/01_Current_Deliverables/docs/20260903_BOM报价审核/BOM报价审核工具_需求确认书_v1.3_20260907.docx
@@ -4009,6 +4009,72 @@
           <w:sz w:val="21"/>
         </w:rPr>
         <w:t>遮型号/规格/供应商（给商品经理），附说明页。</w:t>
+      </w:r>
+    </w:p>
+    <w:p>
+      <w:pPr>
+        <w:pStyle w:val="ListBullet"/>
+        <w:spacing w:before="0" w:after="40" w:line="276" w:lineRule="auto"/>
+      </w:pPr>
+      <w:r>
+        <w:rPr>
+          <w:rFonts w:ascii="Calibri" w:hAnsi="Calibri" w:eastAsia="微软雅黑"/>
+          <w:b/>
+          <w:sz w:val="21"/>
+        </w:rPr>
+        <w:t>初审通过即落盘公盘</w:t>
+      </w:r>
+      <w:r>
+        <w:rPr>
+          <w:rFonts w:ascii="Calibri" w:hAnsi="Calibri" w:eastAsia="微软雅黑"/>
+          <w:sz w:val="21"/>
+        </w:rPr>
+        <w:t xml:space="preserve">（业务方定 2026-09-08，V2.524）：成本会计初审通过那一刻（含补录定稿）自动出两份落服务器 outbox </w:t>
+      </w:r>
+      <w:r>
+        <w:rPr>
+          <w:rFonts w:ascii="Consolas" w:hAnsi="Consolas" w:eastAsia="Consolas"/>
+          <w:color w:val="1F4E79"/>
+          <w:sz w:val="20"/>
+        </w:rPr>
+        <w:t>年/月/（财务版｜脱敏版）CP码 产品名 审核日期.xlsx</w:t>
+      </w:r>
+      <w:r>
+        <w:rPr>
+          <w:rFonts w:ascii="Calibri" w:hAnsi="Calibri" w:eastAsia="微软雅黑"/>
+          <w:sz w:val="21"/>
+        </w:rPr>
+        <w:t xml:space="preserve">（带上游链路页），报表取件机 </w:t>
+      </w:r>
+      <w:r>
+        <w:rPr>
+          <w:rFonts w:ascii="Consolas" w:hAnsi="Consolas" w:eastAsia="Consolas"/>
+          <w:color w:val="1F4E79"/>
+          <w:sz w:val="20"/>
+        </w:rPr>
+        <w:t>bom_dest</w:t>
+      </w:r>
+      <w:r>
+        <w:rPr>
+          <w:rFonts w:ascii="Calibri" w:hAnsi="Calibri" w:eastAsia="微软雅黑"/>
+          <w:sz w:val="21"/>
+        </w:rPr>
+        <w:t xml:space="preserve"> 同步到公盘指定目录；</w:t>
+      </w:r>
+      <w:r>
+        <w:rPr>
+          <w:rFonts w:ascii="Calibri" w:hAnsi="Calibri" w:eastAsia="微软雅黑"/>
+          <w:b/>
+          <w:sz w:val="21"/>
+        </w:rPr>
+        <w:t>终审不覆盖</w:t>
+      </w:r>
+      <w:r>
+        <w:rPr>
+          <w:rFonts w:ascii="Calibri" w:hAnsi="Calibri" w:eastAsia="微软雅黑"/>
+          <w:sz w:val="21"/>
+        </w:rPr>
+        <w:t>；失败留痕不卡审核，详情页可「重落公盘」。</w:t>
       </w:r>
     </w:p>
     <w:p>

--- a/01_Current_Deliverables/docs/20260903_BOM报价审核/BOM报价审核工具_需求确认书_v1.3_20260907.docx
+++ b/01_Current_Deliverables/docs/20260903_BOM报价审核/BOM报价审核工具_需求确认书_v1.3_20260907.docx
@@ -4044,7 +4044,22 @@
           <w:rFonts w:ascii="Calibri" w:hAnsi="Calibri" w:eastAsia="微软雅黑"/>
           <w:sz w:val="21"/>
         </w:rPr>
-        <w:t xml:space="preserve">（带上游链路页），报表取件机 </w:t>
+        <w:t>（带上游链路页），落到</w:t>
+      </w:r>
+      <w:r>
+        <w:rPr>
+          <w:rFonts w:ascii="Calibri" w:hAnsi="Calibri" w:eastAsia="微软雅黑"/>
+          <w:b/>
+          <w:sz w:val="21"/>
+        </w:rPr>
+        <w:t>成本会计电脑桌面</w:t>
+      </w:r>
+      <w:r>
+        <w:rPr>
+          <w:rFonts w:ascii="Calibri" w:hAnsi="Calibri" w:eastAsia="微软雅黑"/>
+          <w:sz w:val="21"/>
+        </w:rPr>
+        <w:t xml:space="preserve">（V2.525：BOM 专用取件码 </w:t>
       </w:r>
       <w:r>
         <w:rPr>
@@ -4052,6 +4067,51 @@
           <w:color w:val="1F4E79"/>
           <w:sz w:val="20"/>
         </w:rPr>
+        <w:t>[bom] pull_token</w:t>
+      </w:r>
+      <w:r>
+        <w:rPr>
+          <w:rFonts w:ascii="Calibri" w:hAnsi="Calibri" w:eastAsia="微软雅黑"/>
+          <w:sz w:val="21"/>
+        </w:rPr>
+        <w:t xml:space="preserve"> 只能取采购核算表；小取件机 </w:t>
+      </w:r>
+      <w:r>
+        <w:rPr>
+          <w:rFonts w:ascii="Consolas" w:hAnsi="Consolas" w:eastAsia="Consolas"/>
+          <w:color w:val="1F4E79"/>
+          <w:sz w:val="20"/>
+        </w:rPr>
+        <w:t>bom_pull.ps1</w:t>
+      </w:r>
+      <w:r>
+        <w:rPr>
+          <w:rFonts w:ascii="Calibri" w:hAnsi="Calibri" w:eastAsia="微软雅黑"/>
+          <w:sz w:val="21"/>
+        </w:rPr>
+        <w:t xml:space="preserve"> 装在成本会计电脑，每 2 分钟取到 </w:t>
+      </w:r>
+      <w:r>
+        <w:rPr>
+          <w:rFonts w:ascii="Consolas" w:hAnsi="Consolas" w:eastAsia="Consolas"/>
+          <w:color w:val="1F4E79"/>
+          <w:sz w:val="20"/>
+        </w:rPr>
+        <w:t>桌面\BOM报价审核\年\月\</w:t>
+      </w:r>
+      <w:r>
+        <w:rPr>
+          <w:rFonts w:ascii="Calibri" w:hAnsi="Calibri" w:eastAsia="微软雅黑"/>
+          <w:sz w:val="21"/>
+        </w:rPr>
+        <w:t xml:space="preserve">），也可由报表取件机 </w:t>
+      </w:r>
+      <w:r>
+        <w:rPr>
+          <w:rFonts w:ascii="Consolas" w:hAnsi="Consolas" w:eastAsia="Consolas"/>
+          <w:color w:val="1F4E79"/>
+          <w:sz w:val="20"/>
+        </w:rPr>
         <w:t>bom_dest</w:t>
       </w:r>
       <w:r>
@@ -4059,7 +4119,7 @@
           <w:rFonts w:ascii="Calibri" w:hAnsi="Calibri" w:eastAsia="微软雅黑"/>
           <w:sz w:val="21"/>
         </w:rPr>
-        <w:t xml:space="preserve"> 同步到公盘指定目录；</w:t>
+        <w:t xml:space="preserve"> 同步到公盘；</w:t>
       </w:r>
       <w:r>
         <w:rPr>

--- a/01_Current_Deliverables/docs/20260903_BOM报价审核/BOM报价审核工具_需求确认书_v1.3_20260907.docx
+++ b/01_Current_Deliverables/docs/20260903_BOM报价审核/BOM报价审核工具_需求确认书_v1.3_20260907.docx
@@ -4029,7 +4029,7 @@
           <w:rFonts w:ascii="Calibri" w:hAnsi="Calibri" w:eastAsia="微软雅黑"/>
           <w:sz w:val="21"/>
         </w:rPr>
-        <w:t xml:space="preserve">（业务方定 2026-09-08，V2.524）：成本会计初审通过那一刻（含补录定稿）自动出两份落服务器 outbox </w:t>
+        <w:t xml:space="preserve">（业务方定 2026-09-08，V2.524/525）：成本会计初审通过那一刻（含补录定稿）自动出两份落服务器 outbox </w:t>
       </w:r>
       <w:r>
         <w:rPr>
@@ -4044,7 +4044,7 @@
           <w:rFonts w:ascii="Calibri" w:hAnsi="Calibri" w:eastAsia="微软雅黑"/>
           <w:sz w:val="21"/>
         </w:rPr>
-        <w:t>（带上游链路页），落到</w:t>
+        <w:t>（带上游链路页）；</w:t>
       </w:r>
       <w:r>
         <w:rPr>
@@ -4052,14 +4052,14 @@
           <w:b/>
           <w:sz w:val="21"/>
         </w:rPr>
-        <w:t>成本会计电脑桌面</w:t>
-      </w:r>
-      <w:r>
-        <w:rPr>
-          <w:rFonts w:ascii="Calibri" w:hAnsi="Calibri" w:eastAsia="微软雅黑"/>
-          <w:sz w:val="21"/>
-        </w:rPr>
-        <w:t xml:space="preserve">（V2.525：BOM 专用取件码 </w:t>
+        <w:t>定案：存共享盘</w:t>
+      </w:r>
+      <w:r>
+        <w:rPr>
+          <w:rFonts w:ascii="Calibri" w:hAnsi="Calibri" w:eastAsia="微软雅黑"/>
+          <w:sz w:val="21"/>
+        </w:rPr>
+        <w:t xml:space="preserve">——志鹏旁边那台现成的报表取件机在 ini 加 </w:t>
       </w:r>
       <w:r>
         <w:rPr>
@@ -4067,14 +4067,29 @@
           <w:color w:val="1F4E79"/>
           <w:sz w:val="20"/>
         </w:rPr>
-        <w:t>[bom] pull_token</w:t>
-      </w:r>
-      <w:r>
-        <w:rPr>
-          <w:rFonts w:ascii="Calibri" w:hAnsi="Calibri" w:eastAsia="微软雅黑"/>
-          <w:sz w:val="21"/>
-        </w:rPr>
-        <w:t xml:space="preserve"> 只能取采购核算表；小取件机 </w:t>
+        <w:t>bom_dest</w:t>
+      </w:r>
+      <w:r>
+        <w:rPr>
+          <w:rFonts w:ascii="Calibri" w:hAnsi="Calibri" w:eastAsia="微软雅黑"/>
+          <w:sz w:val="21"/>
+        </w:rPr>
+        <w:t xml:space="preserve"> 指向公盘目录，同一把报表取件码，按年/月原样建子目录同步，只增不删；</w:t>
+      </w:r>
+      <w:r>
+        <w:rPr>
+          <w:rFonts w:ascii="Calibri" w:hAnsi="Calibri" w:eastAsia="微软雅黑"/>
+          <w:b/>
+          <w:sz w:val="21"/>
+        </w:rPr>
+        <w:t>终审不覆盖</w:t>
+      </w:r>
+      <w:r>
+        <w:rPr>
+          <w:rFonts w:ascii="Calibri" w:hAnsi="Calibri" w:eastAsia="微软雅黑"/>
+          <w:sz w:val="21"/>
+        </w:rPr>
+        <w:t xml:space="preserve">；失败留痕不卡审核，详情页可「重落公盘」。备选：BOM 专用取件码 + </w:t>
       </w:r>
       <w:r>
         <w:rPr>
@@ -4082,59 +4097,14 @@
           <w:color w:val="1F4E79"/>
           <w:sz w:val="20"/>
         </w:rPr>
-        <w:t>bom_pull.ps1</w:t>
-      </w:r>
-      <w:r>
-        <w:rPr>
-          <w:rFonts w:ascii="Calibri" w:hAnsi="Calibri" w:eastAsia="微软雅黑"/>
-          <w:sz w:val="21"/>
-        </w:rPr>
-        <w:t xml:space="preserve"> 装在成本会计电脑，每 2 分钟取到 </w:t>
-      </w:r>
-      <w:r>
-        <w:rPr>
-          <w:rFonts w:ascii="Consolas" w:hAnsi="Consolas" w:eastAsia="Consolas"/>
-          <w:color w:val="1F4E79"/>
-          <w:sz w:val="20"/>
-        </w:rPr>
-        <w:t>桌面\BOM报价审核\年\月\</w:t>
-      </w:r>
-      <w:r>
-        <w:rPr>
-          <w:rFonts w:ascii="Calibri" w:hAnsi="Calibri" w:eastAsia="微软雅黑"/>
-          <w:sz w:val="21"/>
-        </w:rPr>
-        <w:t xml:space="preserve">），也可由报表取件机 </w:t>
-      </w:r>
-      <w:r>
-        <w:rPr>
-          <w:rFonts w:ascii="Consolas" w:hAnsi="Consolas" w:eastAsia="Consolas"/>
-          <w:color w:val="1F4E79"/>
-          <w:sz w:val="20"/>
-        </w:rPr>
-        <w:t>bom_dest</w:t>
-      </w:r>
-      <w:r>
-        <w:rPr>
-          <w:rFonts w:ascii="Calibri" w:hAnsi="Calibri" w:eastAsia="微软雅黑"/>
-          <w:sz w:val="21"/>
-        </w:rPr>
-        <w:t xml:space="preserve"> 同步到公盘；</w:t>
-      </w:r>
-      <w:r>
-        <w:rPr>
-          <w:rFonts w:ascii="Calibri" w:hAnsi="Calibri" w:eastAsia="微软雅黑"/>
-          <w:b/>
-          <w:sz w:val="21"/>
-        </w:rPr>
-        <w:t>终审不覆盖</w:t>
-      </w:r>
-      <w:r>
-        <w:rPr>
-          <w:rFonts w:ascii="Calibri" w:hAnsi="Calibri" w:eastAsia="微软雅黑"/>
-          <w:sz w:val="21"/>
-        </w:rPr>
-        <w:t>；失败留痕不卡审核，详情页可「重落公盘」。</w:t>
+        <w:t>bom_pull</w:t>
+      </w:r>
+      <w:r>
+        <w:rPr>
+          <w:rFonts w:ascii="Calibri" w:hAnsi="Calibri" w:eastAsia="微软雅黑"/>
+          <w:sz w:val="21"/>
+        </w:rPr>
+        <w:t xml:space="preserve"> 小取件机装成本会计电脑落桌面（V2.525，暂不用）。</w:t>
       </w:r>
     </w:p>
     <w:p>
